--- a/docs/aic/提交材料-学科交叉/禾衡-粮食生产气候风险归因决策系统-佐证材料.docx
+++ b/docs/aic/提交材料-学科交叉/禾衡-粮食生产气候风险归因决策系统-佐证材料.docx
@@ -6756,6 +6756,288 @@
     </w:p>
     <w:p>
       <w:pPr>
+        <w:pStyle w:val="Heading2"/>
+        <w:jc w:val="left"/>
+        <w:spacing w:before="120" w:after="100" w:line="320" w:lineRule="auto"/>
+      </w:pPr>
+      <w:r>
+        <w:t xml:space="preserve">5.3 推理耗时实测</w:t>
+      </w:r>
+    </w:p>
+    <w:p>
+      <w:pPr>
+        <w:pStyle w:val="Body"/>
+        <w:jc w:val="both"/>
+        <w:spacing w:before="0" w:after="80" w:line="320" w:lineRule="auto"/>
+      </w:pPr>
+      <w:r>
+        <w:t xml:space="preserve">为避免用定性表述代替性能数据，团队对后端</w:t>
+      </w:r>
+      <w:r>
+        <w:t xml:space="preserve">/api/predict</w:t>
+      </w:r>
+      <w:r>
+        <w:t xml:space="preserve">的模型侧计算路径做了计时实测：脚本复算"参数映射 → 标准化 → XGBoost 预测"，以及 M02 归因所需的 11 次逐特征扰动调用，预热后连续计时 5 次取均值。</w:t>
+      </w:r>
+    </w:p>
+    <w:p>
+      <w:pPr>
+        <w:pStyle w:val="Caption"/>
+        <w:jc w:val="center"/>
+        <w:spacing w:before="0" w:after="60" w:line="320" w:lineRule="auto"/>
+      </w:pPr>
+      <w:r>
+        <w:rPr>
+          <w:sz w:val="18"/>
+          <w:szCs w:val="18"/>
+        </w:rPr>
+        <w:t xml:space="preserve">表 14　模型侧推理耗时实测（本机 CPU，Python 3.13 / XGBoost 2.1）</w:t>
+      </w:r>
+    </w:p>
+    <w:tbl>
+      <w:tblPr>
+        <w:tblW w:w="0" w:type="auto"/>
+        <w:tblBorders>
+          <w:top w:val="single" w:sz="4" w:color="D9D9D9"/>
+          <w:left w:val="single" w:sz="4" w:color="D9D9D9"/>
+          <w:bottom w:val="single" w:sz="4" w:color="D9D9D9"/>
+          <w:right w:val="single" w:sz="4" w:color="D9D9D9"/>
+          <w:insideH w:val="single" w:sz="4" w:color="D9D9D9"/>
+          <w:insideV w:val="single" w:sz="4" w:color="D9D9D9"/>
+        </w:tblBorders>
+        <w:tblCellMar>
+          <w:top w:w="60" w:type="dxa"/>
+          <w:left w:w="90" w:type="dxa"/>
+          <w:bottom w:w="60" w:type="dxa"/>
+          <w:right w:w="90" w:type="dxa"/>
+        </w:tblCellMar>
+      </w:tblPr>
+      <w:tblGrid>
+        <w:gridCol w:w="3953"/>
+        <w:gridCol w:w="3011"/>
+        <w:gridCol w:w="2447"/>
+      </w:tblGrid>
+      <w:tr>
+        <w:trPr>
+          <w:tblHeader/>
+        </w:trPr>
+        <w:tc>
+          <w:tcPr>
+            <w:tcW w:w="3953" w:type="dxa"/>
+            <w:shd w:val="clear" w:color="auto" w:fill="1F3864"/>
+            <w:vAlign w:val="center"/>
+          </w:tcPr>
+          <w:p>
+            <w:pPr>
+              <w:jc w:val="center"/>
+              <w:spacing w:before="30" w:after="30" w:line="280" w:lineRule="auto"/>
+              <w:rPr>
+                <w:sz w:val="18"/>
+              </w:rPr>
+            </w:pPr>
+            <w:r>
+              <w:rPr>
+                <w:color w:val="FFFFFF"/>
+                <w:b/>
+              </w:rPr>
+              <w:t xml:space="preserve">计时对象</w:t>
+            </w:r>
+          </w:p>
+        </w:tc>
+        <w:tc>
+          <w:tcPr>
+            <w:tcW w:w="3011" w:type="dxa"/>
+            <w:shd w:val="clear" w:color="auto" w:fill="1F3864"/>
+            <w:vAlign w:val="center"/>
+          </w:tcPr>
+          <w:p>
+            <w:pPr>
+              <w:jc w:val="center"/>
+              <w:spacing w:before="30" w:after="30" w:line="280" w:lineRule="auto"/>
+              <w:rPr>
+                <w:sz w:val="18"/>
+              </w:rPr>
+            </w:pPr>
+            <w:r>
+              <w:rPr>
+                <w:color w:val="FFFFFF"/>
+                <w:b/>
+              </w:rPr>
+              <w:t xml:space="preserve">5 次均值</w:t>
+            </w:r>
+          </w:p>
+        </w:tc>
+        <w:tc>
+          <w:tcPr>
+            <w:tcW w:w="2447" w:type="dxa"/>
+            <w:shd w:val="clear" w:color="auto" w:fill="1F3864"/>
+            <w:vAlign w:val="center"/>
+          </w:tcPr>
+          <w:p>
+            <w:pPr>
+              <w:jc w:val="center"/>
+              <w:spacing w:before="30" w:after="30" w:line="280" w:lineRule="auto"/>
+              <w:rPr>
+                <w:sz w:val="18"/>
+              </w:rPr>
+            </w:pPr>
+            <w:r>
+              <w:rPr>
+                <w:color w:val="FFFFFF"/>
+                <w:b/>
+              </w:rPr>
+              <w:t xml:space="preserve">区间 / 最大值</w:t>
+            </w:r>
+          </w:p>
+        </w:tc>
+      </w:tr>
+      <w:tr>
+        <w:tc>
+          <w:tcPr>
+            <w:tcW w:w="3953" w:type="dxa"/>
+            <w:shd w:val="clear" w:color="auto" w:fill="F5F7FA"/>
+            <w:vAlign w:val="center"/>
+          </w:tcPr>
+          <w:p>
+            <w:pPr>
+              <w:jc w:val="both"/>
+              <w:spacing w:before="30" w:after="30" w:line="280" w:lineRule="auto"/>
+              <w:rPr>
+                <w:sz w:val="18"/>
+              </w:rPr>
+            </w:pPr>
+            <w:r>
+              <w:t xml:space="preserve">单次预测（标准化 + XGBoost 推理）</w:t>
+            </w:r>
+          </w:p>
+        </w:tc>
+        <w:tc>
+          <w:tcPr>
+            <w:tcW w:w="3011" w:type="dxa"/>
+            <w:shd w:val="clear" w:color="auto" w:fill="F5F7FA"/>
+            <w:vAlign w:val="center"/>
+          </w:tcPr>
+          <w:p>
+            <w:pPr>
+              <w:jc w:val="both"/>
+              <w:spacing w:before="30" w:after="30" w:line="280" w:lineRule="auto"/>
+              <w:rPr>
+                <w:sz w:val="18"/>
+              </w:rPr>
+            </w:pPr>
+            <w:r>
+              <w:t xml:space="preserve">1.87 ms</w:t>
+            </w:r>
+          </w:p>
+        </w:tc>
+        <w:tc>
+          <w:tcPr>
+            <w:tcW w:w="2447" w:type="dxa"/>
+            <w:shd w:val="clear" w:color="auto" w:fill="F5F7FA"/>
+            <w:vAlign w:val="center"/>
+          </w:tcPr>
+          <w:p>
+            <w:pPr>
+              <w:jc w:val="both"/>
+              <w:spacing w:before="30" w:after="30" w:line="280" w:lineRule="auto"/>
+              <w:rPr>
+                <w:sz w:val="18"/>
+              </w:rPr>
+            </w:pPr>
+            <w:r>
+              <w:t xml:space="preserve">1.59 — 2.18 ms</w:t>
+            </w:r>
+          </w:p>
+        </w:tc>
+      </w:tr>
+      <w:tr>
+        <w:tc>
+          <w:tcPr>
+            <w:tcW w:w="3953" w:type="dxa"/>
+            <w:shd w:val="clear" w:color="auto" w:fill="FFFFFF"/>
+            <w:vAlign w:val="center"/>
+          </w:tcPr>
+          <w:p>
+            <w:pPr>
+              <w:jc w:val="both"/>
+              <w:spacing w:before="30" w:after="30" w:line="280" w:lineRule="auto"/>
+              <w:rPr>
+                <w:sz w:val="18"/>
+              </w:rPr>
+            </w:pPr>
+            <w:r>
+              <w:t xml:space="preserve">含 11 次扰动归因的整轮模型侧计算</w:t>
+            </w:r>
+          </w:p>
+        </w:tc>
+        <w:tc>
+          <w:tcPr>
+            <w:tcW w:w="3011" w:type="dxa"/>
+            <w:shd w:val="clear" w:color="auto" w:fill="FFFFFF"/>
+            <w:vAlign w:val="center"/>
+          </w:tcPr>
+          <w:p>
+            <w:pPr>
+              <w:jc w:val="both"/>
+              <w:spacing w:before="30" w:after="30" w:line="280" w:lineRule="auto"/>
+              <w:rPr>
+                <w:sz w:val="18"/>
+              </w:rPr>
+            </w:pPr>
+            <w:r>
+              <w:t xml:space="preserve">19.8 ms</w:t>
+            </w:r>
+          </w:p>
+        </w:tc>
+        <w:tc>
+          <w:tcPr>
+            <w:tcW w:w="2447" w:type="dxa"/>
+            <w:shd w:val="clear" w:color="auto" w:fill="FFFFFF"/>
+            <w:vAlign w:val="center"/>
+          </w:tcPr>
+          <w:p>
+            <w:pPr>
+              <w:jc w:val="both"/>
+              <w:spacing w:before="30" w:after="30" w:line="280" w:lineRule="auto"/>
+              <w:rPr>
+                <w:sz w:val="18"/>
+              </w:rPr>
+            </w:pPr>
+            <w:r>
+              <w:t xml:space="preserve">最大 20.9 ms</w:t>
+            </w:r>
+          </w:p>
+        </w:tc>
+      </w:tr>
+    </w:tbl>
+    <w:p>
+      <w:pPr>
+        <w:pStyle w:val="Body"/>
+        <w:jc w:val="left"/>
+        <w:spacing w:before="0" w:after="40" w:line="320" w:lineRule="auto"/>
+      </w:pPr>
+    </w:p>
+    <w:p>
+      <w:pPr>
+        <w:pStyle w:val="Body"/>
+        <w:jc w:val="both"/>
+        <w:spacing w:before="0" w:after="80" w:line="320" w:lineRule="auto"/>
+      </w:pPr>
+      <w:r>
+        <w:t xml:space="preserve">计时口径说明：本项实测覆盖模型侧计算，</w:t>
+      </w:r>
+      <w:r>
+        <w:rPr>
+          <w:b/>
+        </w:rPr>
+        <w:t xml:space="preserve">不含 HTTP 往返与前端渲染</w:t>
+      </w:r>
+      <w:r>
+        <w:t xml:space="preserve">；计时脚本随作品代码包一并提交，可在其他环境复跑。据此，"单次推理秒级完成"的对外表述留有充分余量。</w:t>
+      </w:r>
+    </w:p>
+    <w:p>
+      <w:pPr>
         <w:pStyle w:val="Heading1"/>
         <w:pageBreakBefore/>
         <w:jc w:val="left"/>
@@ -6796,7 +7078,7 @@
           <w:sz w:val="18"/>
           <w:szCs w:val="18"/>
         </w:rPr>
-        <w:t xml:space="preserve">表 14　软件著作权申请材料清单</w:t>
+        <w:t xml:space="preserve">表 15　软件著作权申请材料清单</w:t>
       </w:r>
     </w:p>
     <w:tbl>
